--- a/template_word/hps.docx
+++ b/template_word/hps.docx
@@ -1,10 +1,10 @@
 
 <file path=word/document.xml><?xml version="1.0" encoding="utf-8"?>
-<w:document xmlns:wpc="http://schemas.microsoft.com/office/word/2010/wordprocessingCanvas" xmlns:mo="http://schemas.microsoft.com/office/mac/office/2008/main" xmlns:mc="http://schemas.openxmlformats.org/markup-compatibility/2006" xmlns:mv="urn:schemas-microsoft-com:mac:vml" xmlns:o="urn:schemas-microsoft-com:office:office" xmlns:r="http://schemas.openxmlformats.org/officeDocument/2006/relationships" xmlns:m="http://schemas.openxmlformats.org/officeDocument/2006/math" xmlns:v="urn:schemas-microsoft-com:vml" xmlns:wp14="http://schemas.microsoft.com/office/word/2010/wordprocessingDrawing" xmlns:wp="http://schemas.openxmlformats.org/drawingml/2006/wordprocessingDrawing" xmlns:w10="urn:schemas-microsoft-com:office:word" xmlns:w="http://schemas.openxmlformats.org/wordprocessingml/2006/main" xmlns:w14="http://schemas.microsoft.com/office/word/2010/wordml" xmlns:wpg="http://schemas.microsoft.com/office/word/2010/wordprocessingGroup" xmlns:wpi="http://schemas.microsoft.com/office/word/2010/wordprocessingInk" xmlns:wne="http://schemas.microsoft.com/office/word/2006/wordml" xmlns:wps="http://schemas.microsoft.com/office/word/2010/wordprocessingShape" mc:Ignorable="w14 wp14">
+<w:document xmlns:ns1="http://schemas.openxmlformats.org/markup-compatibility/2006" xmlns:w="http://schemas.openxmlformats.org/wordprocessingml/2006/main" ns1:Ignorable="w14 wp14">
   <w:body>
     <w:p>
       <w:pPr>
-        <w:spacing w:line="240" w:lineRule="auto"/>
+        <w:spacing w:line="240" w:lineRule="auto" w:before="0" w:after="0"/>
         <w:jc w:val="center"/>
       </w:pPr>
       <w:r>
@@ -17,12 +17,12 @@
     </w:p>
     <w:p>
       <w:pPr>
-        <w:spacing w:line="240" w:lineRule="auto"/>
+        <w:spacing w:line="240" w:lineRule="auto" w:before="0" w:after="0"/>
       </w:pPr>
     </w:p>
     <w:p>
       <w:pPr>
-        <w:spacing w:line="240" w:lineRule="auto"/>
+        <w:spacing w:line="240" w:lineRule="auto" w:before="0" w:after="0"/>
       </w:pPr>
       <w:r>
         <w:rPr>
@@ -39,7 +39,7 @@
     </w:p>
     <w:p>
       <w:pPr>
-        <w:spacing w:line="240" w:lineRule="auto"/>
+        <w:spacing w:line="240" w:lineRule="auto" w:before="0" w:after="0"/>
       </w:pPr>
       <w:r>
         <w:rPr>
@@ -56,7 +56,7 @@
     </w:p>
     <w:p>
       <w:pPr>
-        <w:spacing w:line="240" w:lineRule="auto"/>
+        <w:spacing w:line="240" w:lineRule="auto" w:before="0" w:after="0"/>
       </w:pPr>
       <w:r>
         <w:rPr>
@@ -72,7 +72,7 @@
     </w:p>
     <w:p>
       <w:pPr>
-        <w:spacing w:line="240" w:lineRule="auto"/>
+        <w:spacing w:line="240" w:lineRule="auto" w:before="0" w:after="0"/>
       </w:pPr>
       <w:r>
         <w:rPr>
@@ -88,7 +88,7 @@
     </w:p>
     <w:p>
       <w:pPr>
-        <w:spacing w:line="240" w:lineRule="auto"/>
+        <w:spacing w:line="240" w:lineRule="auto" w:before="0" w:after="0"/>
       </w:pPr>
       <w:r>
         <w:rPr>
@@ -105,12 +105,12 @@
     </w:p>
     <w:p>
       <w:pPr>
-        <w:spacing w:line="240" w:lineRule="auto"/>
+        <w:spacing w:line="240" w:lineRule="auto" w:before="0" w:after="0"/>
       </w:pPr>
     </w:p>
     <w:p>
       <w:pPr>
-        <w:spacing w:line="240" w:lineRule="auto"/>
+        <w:spacing w:line="240" w:lineRule="auto" w:before="0" w:after="0"/>
       </w:pPr>
       <w:r>
         <w:t>A. DAFTAR BARANG/JASA DAN PERHITUNGAN HPS</w:t>
@@ -140,7 +140,7 @@
           </w:tcPr>
           <w:p>
             <w:pPr>
-              <w:spacing w:line="240" w:lineRule="auto"/>
+              <w:spacing w:line="240" w:lineRule="auto" w:before="0" w:after="0"/>
               <w:jc w:val="center"/>
             </w:pPr>
             <w:r>
@@ -158,7 +158,7 @@
           </w:tcPr>
           <w:p>
             <w:pPr>
-              <w:spacing w:line="240" w:lineRule="auto"/>
+              <w:spacing w:line="240" w:lineRule="auto" w:before="0" w:after="0"/>
               <w:jc w:val="center"/>
             </w:pPr>
             <w:r>
@@ -176,7 +176,7 @@
           </w:tcPr>
           <w:p>
             <w:pPr>
-              <w:spacing w:line="240" w:lineRule="auto"/>
+              <w:spacing w:line="240" w:lineRule="auto" w:before="0" w:after="0"/>
               <w:jc w:val="center"/>
             </w:pPr>
             <w:r>
@@ -194,7 +194,7 @@
           </w:tcPr>
           <w:p>
             <w:pPr>
-              <w:spacing w:line="240" w:lineRule="auto"/>
+              <w:spacing w:line="240" w:lineRule="auto" w:before="0" w:after="0"/>
               <w:jc w:val="center"/>
             </w:pPr>
             <w:r>
@@ -212,7 +212,7 @@
           </w:tcPr>
           <w:p>
             <w:pPr>
-              <w:spacing w:line="240" w:lineRule="auto"/>
+              <w:spacing w:line="240" w:lineRule="auto" w:before="0" w:after="0"/>
               <w:jc w:val="center"/>
             </w:pPr>
             <w:r>
@@ -230,7 +230,7 @@
           </w:tcPr>
           <w:p>
             <w:pPr>
-              <w:spacing w:line="240" w:lineRule="auto"/>
+              <w:spacing w:line="240" w:lineRule="auto" w:before="0" w:after="0"/>
               <w:jc w:val="center"/>
             </w:pPr>
             <w:r>
@@ -248,7 +248,7 @@
           </w:tcPr>
           <w:p>
             <w:pPr>
-              <w:spacing w:line="240" w:lineRule="auto"/>
+              <w:spacing w:line="240" w:lineRule="auto" w:before="0" w:after="0"/>
               <w:jc w:val="center"/>
             </w:pPr>
             <w:r>
@@ -266,7 +266,7 @@
           </w:tcPr>
           <w:p>
             <w:pPr>
-              <w:spacing w:line="240" w:lineRule="auto"/>
+              <w:spacing w:line="240" w:lineRule="auto" w:before="0" w:after="0"/>
               <w:jc w:val="center"/>
             </w:pPr>
             <w:r>
@@ -285,7 +285,7 @@
           </w:tcPr>
           <w:p>
             <w:pPr>
-              <w:spacing w:line="240" w:lineRule="auto"/>
+              <w:spacing w:line="240" w:lineRule="auto" w:before="0" w:after="0"/>
             </w:pPr>
             <w:r>
               <w:t>{{no}}</w:t>
@@ -298,7 +298,7 @@
           </w:tcPr>
           <w:p>
             <w:pPr>
-              <w:spacing w:line="240" w:lineRule="auto"/>
+              <w:spacing w:line="240" w:lineRule="auto" w:before="0" w:after="0"/>
             </w:pPr>
             <w:r>
               <w:t>{{item.uraian}}</w:t>
@@ -311,7 +311,7 @@
           </w:tcPr>
           <w:p>
             <w:pPr>
-              <w:spacing w:line="240" w:lineRule="auto"/>
+              <w:spacing w:line="240" w:lineRule="auto" w:before="0" w:after="0"/>
             </w:pPr>
             <w:r>
               <w:t>{{item.spesifikasi}}</w:t>
@@ -324,7 +324,7 @@
           </w:tcPr>
           <w:p>
             <w:pPr>
-              <w:spacing w:line="240" w:lineRule="auto"/>
+              <w:spacing w:line="240" w:lineRule="auto" w:before="0" w:after="0"/>
             </w:pPr>
             <w:r>
               <w:t>{{item.satuan}}</w:t>
@@ -337,7 +337,7 @@
           </w:tcPr>
           <w:p>
             <w:pPr>
-              <w:spacing w:line="240" w:lineRule="auto"/>
+              <w:spacing w:line="240" w:lineRule="auto" w:before="0" w:after="0"/>
             </w:pPr>
             <w:r>
               <w:t>{{item.volume}}</w:t>
@@ -350,7 +350,7 @@
           </w:tcPr>
           <w:p>
             <w:pPr>
-              <w:spacing w:line="240" w:lineRule="auto"/>
+              <w:spacing w:line="240" w:lineRule="auto" w:before="0" w:after="0"/>
             </w:pPr>
             <w:r>
               <w:t>{{item.harga_rata}}</w:t>
@@ -363,7 +363,7 @@
           </w:tcPr>
           <w:p>
             <w:pPr>
-              <w:spacing w:line="240" w:lineRule="auto"/>
+              <w:spacing w:line="240" w:lineRule="auto" w:before="0" w:after="0"/>
             </w:pPr>
             <w:r>
               <w:t>{{item.harga_hps_satuan}}</w:t>
@@ -376,7 +376,7 @@
           </w:tcPr>
           <w:p>
             <w:pPr>
-              <w:spacing w:line="240" w:lineRule="auto"/>
+              <w:spacing w:line="240" w:lineRule="auto" w:before="0" w:after="0"/>
             </w:pPr>
             <w:r>
               <w:t>{{item.total_hps}}</w:t>
@@ -387,12 +387,12 @@
     </w:tbl>
     <w:p>
       <w:pPr>
-        <w:spacing w:line="240" w:lineRule="auto"/>
+        <w:spacing w:line="240" w:lineRule="auto" w:before="0" w:after="0"/>
       </w:pPr>
     </w:p>
     <w:p>
       <w:pPr>
-        <w:spacing w:line="240" w:lineRule="auto"/>
+        <w:spacing w:line="240" w:lineRule="auto" w:before="0" w:after="0"/>
       </w:pPr>
       <w:r>
         <w:t>B. REKAPITULASI</w:t>
@@ -415,7 +415,7 @@
           </w:tcPr>
           <w:p>
             <w:pPr>
-              <w:spacing w:line="240" w:lineRule="auto"/>
+              <w:spacing w:line="240" w:lineRule="auto" w:before="0" w:after="0"/>
             </w:pPr>
             <w:r>
               <w:t>Subtotal</w:t>
@@ -428,7 +428,7 @@
           </w:tcPr>
           <w:p>
             <w:pPr>
-              <w:spacing w:line="240" w:lineRule="auto"/>
+              <w:spacing w:line="240" w:lineRule="auto" w:before="0" w:after="0"/>
             </w:pPr>
             <w:r>
               <w:t>{{subtotal_item_fmt}}</w:t>
@@ -443,7 +443,7 @@
           </w:tcPr>
           <w:p>
             <w:pPr>
-              <w:spacing w:line="240" w:lineRule="auto"/>
+              <w:spacing w:line="240" w:lineRule="auto" w:before="0" w:after="0"/>
             </w:pPr>
             <w:r>
               <w:t>PPN 11%</w:t>
@@ -456,7 +456,7 @@
           </w:tcPr>
           <w:p>
             <w:pPr>
-              <w:spacing w:line="240" w:lineRule="auto"/>
+              <w:spacing w:line="240" w:lineRule="auto" w:before="0" w:after="0"/>
             </w:pPr>
             <w:r>
               <w:t>{{ppn_item_fmt}}</w:t>
@@ -472,7 +472,7 @@
           </w:tcPr>
           <w:p>
             <w:pPr>
-              <w:spacing w:line="240" w:lineRule="auto"/>
+              <w:spacing w:line="240" w:lineRule="auto" w:before="0" w:after="0"/>
             </w:pPr>
             <w:r>
               <w:rPr>
@@ -489,7 +489,7 @@
           </w:tcPr>
           <w:p>
             <w:pPr>
-              <w:spacing w:line="240" w:lineRule="auto"/>
+              <w:spacing w:line="240" w:lineRule="auto" w:before="0" w:after="0"/>
             </w:pPr>
             <w:r>
               <w:rPr>
@@ -507,7 +507,7 @@
           </w:tcPr>
           <w:p>
             <w:pPr>
-              <w:spacing w:line="240" w:lineRule="auto"/>
+              <w:spacing w:line="240" w:lineRule="auto" w:before="0" w:after="0"/>
             </w:pPr>
             <w:r>
               <w:t>Terbilang</w:t>
@@ -520,7 +520,7 @@
           </w:tcPr>
           <w:p>
             <w:pPr>
-              <w:spacing w:line="240" w:lineRule="auto"/>
+              <w:spacing w:line="240" w:lineRule="auto" w:before="0" w:after="0"/>
             </w:pPr>
             <w:r>
               <w:t>{{grand_total_item_terbilang}}</w:t>
@@ -531,12 +531,12 @@
     </w:tbl>
     <w:p>
       <w:pPr>
-        <w:spacing w:line="240" w:lineRule="auto"/>
+        <w:spacing w:line="240" w:lineRule="auto" w:before="0" w:after="0"/>
       </w:pPr>
     </w:p>
     <w:p>
       <w:pPr>
-        <w:spacing w:line="240" w:lineRule="auto"/>
+        <w:spacing w:line="240" w:lineRule="auto" w:before="0" w:after="0"/>
       </w:pPr>
       <w:r>
         <w:t>C. KETERANGAN</w:t>
@@ -544,7 +544,7 @@
     </w:p>
     <w:p>
       <w:pPr>
-        <w:spacing w:line="240" w:lineRule="auto"/>
+        <w:spacing w:line="240" w:lineRule="auto" w:before="0" w:after="0"/>
       </w:pPr>
       <w:r>
         <w:t>1. HPS disusun berdasarkan data/informasi yang dapat dipertanggungjawabkan</w:t>
@@ -552,7 +552,7 @@
     </w:p>
     <w:p>
       <w:pPr>
-        <w:spacing w:line="240" w:lineRule="auto"/>
+        <w:spacing w:line="240" w:lineRule="auto" w:before="0" w:after="0"/>
       </w:pPr>
       <w:r>
         <w:t>2. Harga satuan HPS sudah termasuk biaya umum dan keuntungan yang wajar</w:t>
@@ -560,7 +560,7 @@
     </w:p>
     <w:p>
       <w:pPr>
-        <w:spacing w:line="240" w:lineRule="auto"/>
+        <w:spacing w:line="240" w:lineRule="auto" w:before="0" w:after="0"/>
       </w:pPr>
       <w:r>
         <w:t>3. HPS bersifat rahasia dan tidak boleh diumumkan</w:t>
@@ -568,12 +568,12 @@
     </w:p>
     <w:p>
       <w:pPr>
-        <w:spacing w:line="240" w:lineRule="auto"/>
+        <w:spacing w:line="240" w:lineRule="auto" w:before="0" w:after="0"/>
       </w:pPr>
     </w:p>
     <w:p>
       <w:pPr>
-        <w:spacing w:line="240" w:lineRule="auto"/>
+        <w:spacing w:line="240" w:lineRule="auto" w:before="0" w:after="0"/>
       </w:pPr>
     </w:p>
     <w:tbl>
@@ -592,7 +592,7 @@
           </w:tcPr>
           <w:p>
             <w:pPr>
-              <w:spacing w:line="240" w:lineRule="auto"/>
+              <w:spacing w:line="240" w:lineRule="auto" w:before="0" w:after="0"/>
               <w:jc w:val="center"/>
             </w:pPr>
           </w:p>
@@ -603,7 +603,7 @@
           </w:tcPr>
           <w:p>
             <w:pPr>
-              <w:spacing w:line="240" w:lineRule="auto"/>
+              <w:spacing w:line="240" w:lineRule="auto" w:before="0" w:after="0"/>
               <w:jc w:val="center"/>
             </w:pPr>
             <w:r>
@@ -619,7 +619,7 @@
           </w:tcPr>
           <w:p>
             <w:pPr>
-              <w:spacing w:line="240" w:lineRule="auto"/>
+              <w:spacing w:line="240" w:lineRule="auto" w:before="0" w:after="0"/>
               <w:jc w:val="center"/>
             </w:pPr>
           </w:p>
@@ -630,7 +630,7 @@
           </w:tcPr>
           <w:p>
             <w:pPr>
-              <w:spacing w:line="240" w:lineRule="auto"/>
+              <w:spacing w:line="240" w:lineRule="auto" w:before="0" w:after="0"/>
               <w:jc w:val="center"/>
             </w:pPr>
             <w:r>
@@ -646,7 +646,7 @@
           </w:tcPr>
           <w:p>
             <w:pPr>
-              <w:spacing w:line="240" w:lineRule="auto"/>
+              <w:spacing w:line="240" w:lineRule="auto" w:before="0" w:after="0"/>
               <w:jc w:val="center"/>
             </w:pPr>
           </w:p>
@@ -657,7 +657,7 @@
           </w:tcPr>
           <w:p>
             <w:pPr>
-              <w:spacing w:line="240" w:lineRule="auto"/>
+              <w:spacing w:line="240" w:lineRule="auto" w:before="0" w:after="0"/>
               <w:jc w:val="center"/>
             </w:pPr>
           </w:p>
@@ -670,7 +670,7 @@
           </w:tcPr>
           <w:p>
             <w:pPr>
-              <w:spacing w:line="240" w:lineRule="auto"/>
+              <w:spacing w:line="240" w:lineRule="auto" w:before="0" w:after="0"/>
               <w:jc w:val="center"/>
             </w:pPr>
           </w:p>
@@ -681,7 +681,7 @@
           </w:tcPr>
           <w:p>
             <w:pPr>
-              <w:spacing w:line="240" w:lineRule="auto"/>
+              <w:spacing w:line="240" w:lineRule="auto" w:before="0" w:after="0"/>
               <w:jc w:val="center"/>
             </w:pPr>
             <w:r>
@@ -697,7 +697,7 @@
           </w:tcPr>
           <w:p>
             <w:pPr>
-              <w:spacing w:line="240" w:lineRule="auto"/>
+              <w:spacing w:line="240" w:lineRule="auto" w:before="0" w:after="0"/>
               <w:jc w:val="center"/>
             </w:pPr>
           </w:p>
@@ -708,7 +708,7 @@
           </w:tcPr>
           <w:p>
             <w:pPr>
-              <w:spacing w:line="240" w:lineRule="auto"/>
+              <w:spacing w:line="240" w:lineRule="auto" w:before="0" w:after="0"/>
               <w:jc w:val="center"/>
             </w:pPr>
             <w:r>
